--- a/document_templates/russian_library/Исковые_заявления/Трудовые_споры/шаблон_Исковое_заявление_об_оспаривании_незаконного_увольнения.docx
+++ b/document_templates/russian_library/Исковые_заявления/Трудовые_споры/шаблон_Исковое_заявление_об_оспаривании_незаконного_увольнения.docx
@@ -37,7 +37,7 @@
           <w:szCs w:val="24"/>
           <w:lang w:val="en-US"/>
         </w:rPr>
-        <w:t>{{ in_w_t_w_r_w_r_w_rsidrpr_001f688f_w_rpr_w_rfonts_w_ascii_times_new_roman_w_hansi_times_new_roman_w_cs_times_new_roman_w_sz_w_val_24_w_szcs_w_val_24_w_lang_w_val_en_us_w_rpr_w_t_xml_space_preserve_w_t_w_r_w_r_w_rsidr_008124eb_w_rpr_w_rfonts_w_ascii_times_new_roman_w_hansi_times_new_roman_w_cs_times_new_roman_w_sz_w_val_24_w_szcs_w_val_24_w_lang_w_val_en_us_w_rpr_w_t_court_w_t_w_r_w_r_w_rsidrpr_001f688f_w_rpr_w_rfonts_w_ascii_times_new_roman_w_hansi_times_new_roman_w_cs_times_new_roman_w_sz_w_val_24_w_szcs_w_val_24_w_lang_w_val_en_us_w_rpr_w_t_xml_space_preserve_w_t_w_r_w_r_w_rsidr_008124eb_w_rpr_w_rfonts_w_ascii_times_new_roman_w_hansi_times_new_roman_w_cs_times_new_roman_w_sz_w_val_24_w_szcs_w_val_24_w_lang_w_val_en_us_w_rpr_w_t_name }}</w:t>
+        <w:t>{{ court }}</w:t>
       </w:r>
     </w:p>
     <w:p>
@@ -51,15 +51,14 @@
           <w:lang w:val="en-US"/>
         </w:rPr>
       </w:pPr>
-      <w:proofErr w:type="gramStart"/>
-      <w:r>
-        <w:rPr>
-          <w:rFonts w:ascii="Times New Roman" w:hAnsi="Times New Roman" w:cs="Times New Roman"/>
-          <w:sz w:val="24"/>
-          <w:szCs w:val="24"/>
-          <w:lang w:val="en-US"/>
-        </w:rPr>
-        <w:t xml:space="preserve">{{ w_t_w_r_w_r_w_rpr_w_rfonts_w_ascii_times_new_roman_w_hansi_times_new_roman_w_cs_times_new_roman_w_sz_w_val_24_w_szcs_w_val_24_w_lang_w_val_en_us_w_rpr_w_t_court_w_t_w_r_w_prooferr_w_type_gramend_w_r_w_rsidr_001f688f_w_rsidrpr_001f688f_w_rpr_w_rfonts_w_ascii_times_new_roman_w_hansi_times_new_roman_w_cs_times_new_roman_w_sz_w_val_24_w_szcs_w_val_24_w_lang_w_val_en_us_w_rpr_w_t_xml_space_preserve_w_t_w_r_w_r_w_rpr_w_rfonts_w_ascii_times_new_roman_w_hansi_times_new_roman_w_cs_times_new_roman_w_sz_w_val_24_w_szcs_w_val_24_w_lang_w_val_en_us_w_rpr_w_t_address_w_t_w_r_w_r_w_rsidrpr_00a6628f_w_rpr_w_rfonts_w_ascii_times_new_roman_w_hansi_times_new_roman_w_cs_times_new_roman_w_sz_w_val_24_w_szcs_w_val_24_w_lang_w_val_en_us_w_rpr_w_t_xml_space_preserve }}</w:t>
+      <w:r>
+        <w:rPr>
+          <w:rFonts w:ascii="Times New Roman" w:hAnsi="Times New Roman" w:cs="Times New Roman"/>
+          <w:sz w:val="24"/>
+          <w:szCs w:val="24"/>
+          <w:lang w:val="en-US"/>
+        </w:rPr>
+        <w:t xml:space="preserve">{{ court_address }}</w:t>
       </w:r>
       <w:r>
         <w:rPr>
@@ -106,7 +105,7 @@
           <w:szCs w:val="24"/>
           <w:lang w:val="en-US"/>
         </w:rPr>
-        <w:t xml:space="preserve">{{ w_t_w_r_w_r_w_rsidr_00b33379_w_rpr_w_rfonts_w_ascii_times_new_roman_w_hansi_times_new_roman_w_cs_times_new_roman_w_sz_w_val_24_w_szcs_w_val_24_w_lang_w_val_en_us_w_rpr_w_t_plaintiff_w_t_w_r_w_r_w_rsidr_00b33379_w_rsidrpr_00a6628f_w_rpr_w_rfonts_w_ascii_times_new_roman_w_hansi_times_new_roman_w_cs_times_new_roman_w_sz_w_val_24_w_szcs_w_val_24_w_lang_w_val_en_us_w_rpr_w_t_xml_space_preserve }}</w:t>
+        <w:t xml:space="preserve">{{ plaintiff }}</w:t>
       </w:r>
       <w:r>
         <w:rPr>
@@ -170,7 +169,7 @@
           <w:szCs w:val="24"/>
           <w:lang w:val="en-US"/>
         </w:rPr>
-        <w:t xml:space="preserve">{{ w_t_w_r_w_r_w_rsidr_00b33379_w_rpr_w_rfonts_w_ascii_times_new_roman_w_hansi_times_new_roman_w_cs_times_new_roman_w_sz_w_val_24_w_szcs_w_val_24_w_lang_w_val_en_us_w_rpr_w_t_plaintiff_w_t_w_r_w_r_w_rsidr_00b33379_w_rsidrpr_00a6628f_w_rpr_w_rfonts_w_ascii_times_new_roman_w_hansi_times_new_roman_w_cs_times_new_roman_w_sz_w_val_24_w_szcs_w_val_24_w_lang_w_val_en_us_w_rpr_w_t_w_t_w_r_w_r_w_rsidr_00b33379_w_rpr_w_rfonts_w_ascii_times_new_roman_w_hansi_times_new_roman_w_cs_times_new_roman_w_sz_w_val_24_w_szcs_w_val_24_w_lang_w_val_en_us_w_rpr_w_t_representative_w_t_w_r_w_r_w_rsidr_00b33379_w_rsidrpr_00a6628f_w_rpr_w_rfonts_w_ascii_times_new_roman_w_hansi_times_new_roman_w_cs_times_new_roman_w_sz_w_val_24_w_szcs_w_val_24_w_lang_w_val_en_us_w_rpr_w_t_xml_space_preserve }}</w:t>
+        <w:t xml:space="preserve">{{ plaintiff_representative }}</w:t>
       </w:r>
       <w:r>
         <w:rPr>
@@ -231,15 +230,14 @@
           <w:lang w:val="en-US"/>
         </w:rPr>
       </w:pPr>
-      <w:proofErr w:type="gramStart"/>
-      <w:r>
-        <w:rPr>
-          <w:rFonts w:ascii="Times New Roman" w:hAnsi="Times New Roman" w:cs="Times New Roman"/>
-          <w:sz w:val="24"/>
-          <w:szCs w:val="24"/>
-          <w:lang w:val="en-US"/>
-        </w:rPr>
-        <w:t>{{ defendant_w_t_w_r_w_prooferr_w_type_gramend_w_r_w_rsidr_001f688f_w_rsidrpr_001f688f_w_rpr_w_rfonts_w_ascii_times_new_roman_w_hansi_times_new_roman_w_cs_times_new_roman_w_sz_w_val_24_w_szcs_w_val_24_w_lang_w_val_en_us_w_rpr_w_t_xml_space_preserve_w_t_w_r_w_r_w_rpr_w_rfonts_w_ascii_times_new_roman_w_hansi_times_new_roman_w_cs_times_new_roman_w_sz_w_val_24_w_szcs_w_val_24_w_lang_w_val_en_us_w_rpr_w_t_id }}</w:t>
+      <w:r>
+        <w:rPr>
+          <w:rFonts w:ascii="Times New Roman" w:hAnsi="Times New Roman" w:cs="Times New Roman"/>
+          <w:sz w:val="24"/>
+          <w:szCs w:val="24"/>
+          <w:lang w:val="en-US"/>
+        </w:rPr>
+        <w:t/>
       </w:r>
     </w:p>
     <w:p>
@@ -294,7 +292,7 @@
           <w:szCs w:val="24"/>
           <w:lang w:val="en-US"/>
         </w:rPr>
-        <w:t xml:space="preserve">{{ w_t_w_r_w_r_w_rsidr_00b33379_w_rpr_w_rfonts_w_ascii_times_new_roman_w_hansi_times_new_roman_w_cs_times_new_roman_w_sz_w_val_24_w_szcs_w_val_24_w_lang_w_val_en_us_w_rpr_w_t_registration_w_t_w_r_w_r_w_rsidr_001f688f_w_rsidrpr_001f688f_w_rpr_w_rfonts_w_ascii_times_new_roman_w_hansi_times_new_roman_w_cs_times_new_roman_w_sz_w_val_24_w_szcs_w_val_24_w_lang_w_val_en_us_w_rpr_w_t_xml_space_preserve_w_t_w_r_w_r_w_rsidr_00b33379_w_rpr_w_rfonts_w_ascii_times_new_roman_w_hansi_times_new_roman_w_cs_times_new_roman_w_sz_w_val_24_w_szcs_w_val_24_w_lang_w_val_en_us_w_rpr_w_t_address }}</w:t>
+        <w:t xml:space="preserve">{{ registration }}</w:t>
       </w:r>
     </w:p>
     <w:p>
@@ -338,7 +336,7 @@
           <w:sz w:val="24"/>
           <w:szCs w:val="24"/>
         </w:rPr>
-        <w:t xml:space="preserve">{{ w_t_w_r_w_r_w_rsidr_00b33379_w_rpr_w_rfonts_w_ascii_times_new_roman_w_hansi_times_new_roman_w_cs_times_new_roman_w_sz_w_val_24_w_szcs_w_val_24_w_lang_w_val_en_us_w_rpr_w_t_plaintiff_w_t_w_r_w_r_w_rsidr_00b33379_w_rsidrpr_00b33379_w_rpr_w_rfonts_w_ascii_times_new_roman_w_hansi_times_new_roman_w_cs_times_new_roman_w_sz_w_val_24_w_szcs_w_val_24_w_rpr_w_t_xml_space_preserve }}</w:t>
+        <w:t xml:space="preserve">{{ plaintiff }}</w:t>
       </w:r>
       <w:r>
         <w:rPr>
@@ -354,7 +352,7 @@
           <w:sz w:val="24"/>
           <w:szCs w:val="24"/>
         </w:rPr>
-        <w:t xml:space="preserve">{{ w_t_w_r_w_r_w_rsidr_00b33379_w_rpr_w_rfonts_w_ascii_times_new_roman_w_hansi_times_new_roman_w_cs_times_new_roman_w_sz_w_val_24_w_szcs_w_val_24_w_lang_w_val_en_us_w_rpr_w_t_job_w_t_w_r_w_r_w_rsidr_001f688f_w_rpr_w_rfonts_w_ascii_times_new_roman_w_hansi_times_new_roman_w_cs_times_new_roman_w_sz_w_val_24_w_szcs_w_val_24_w_rpr_w_t_xml_space_preserve_w_t_w_r_w_r_w_rsidr_001f688f_w_rpr_w_rfonts_w_ascii_times_new_roman_w_hansi_times_new_roman_w_cs_times_new_roman_w_sz_w_val_24_w_szcs_w_val_24_w_lang_w_val_en_us_w_rpr_w_t_t_w_t_w_r_w_r_w_rsidr_00b33379_w_rpr_w_rfonts_w_ascii_times_new_roman_w_hansi_times_new_roman_w_cs_times_new_roman_w_sz_w_val_24_w_szcs_w_val_24_w_lang_w_val_en_us_w_rpr_w_t_itle_w_t_w_r_w_r_w_rsidr_00b33379_w_rsidrpr_00b33379_w_rpr_w_rfonts_w_ascii_times_new_roman_w_hansi_times_new_roman_w_cs_times_new_roman_w_sz_w_val_24_w_szcs_w_val_24_w_rpr_w_t_xml_space_preserve }}</w:t>
+        <w:t xml:space="preserve">{{ job_title }}</w:t>
       </w:r>
       <w:r>
         <w:rPr>
@@ -370,7 +368,7 @@
           <w:sz w:val="24"/>
           <w:szCs w:val="24"/>
         </w:rPr>
-        <w:t xml:space="preserve">{{ w_t_w_r_w_r_w_rsidr_00b33379_w_rpr_w_rfonts_w_ascii_times_new_roman_w_hansi_times_new_roman_w_cs_times_new_roman_w_sz_w_val_24_w_szcs_w_val_24_w_lang_w_val_en_us_w_rpr_w_t_work_w_t_w_r_w_r_w_rsidr_001f688f_w_rsidrpr_001f688f_w_rpr_w_rfonts_w_ascii_times_new_roman_w_hansi_times_new_roman_w_cs_times_new_roman_w_sz_w_val_24_w_szcs_w_val_24_w_rpr_w_t_xml_space_preserve_w_t_w_r_w_r_w_rsidr_00b33379_w_rpr_w_rfonts_w_ascii_times_new_roman_w_hansi_times_new_roman_w_cs_times_new_roman_w_sz_w_val_24_w_szcs_w_val_24_w_lang_w_val_en_us_w_rpr_w_t_place_w_t_w_r_w_r_w_rsidr_00b33379_w_rsidrpr_00b33379_w_rpr_w_rfonts_w_ascii_times_new_roman_w_hansi_times_new_roman_w_cs_times_new_roman_w_sz_w_val_24_w_szcs_w_val_24_w_rpr_w_t_xml_space_preserve }}</w:t>
+        <w:t xml:space="preserve">{{ work_place }}</w:t>
       </w:r>
       <w:r>
         <w:rPr>
@@ -386,7 +384,7 @@
           <w:sz w:val="24"/>
           <w:szCs w:val="24"/>
         </w:rPr>
-        <w:t xml:space="preserve">{{ w_t_w_r_w_r_w_rsidr_00b33379_w_rpr_w_rfonts_w_ascii_times_new_roman_w_hansi_times_new_roman_w_cs_times_new_roman_w_sz_w_val_24_w_szcs_w_val_24_w_lang_w_val_en_us_w_rpr_w_t_date_w_t_w_r_w_r_w_rsidr_001f688f_w_rsidrpr_001f688f_w_rpr_w_rfonts_w_ascii_times_new_roman_w_hansi_times_new_roman_w_cs_times_new_roman_w_sz_w_val_24_w_szcs_w_val_24_w_rpr_w_t_xml_space_preserve_w_t_w_r_w_r_w_rsidr_00b33379_w_rpr_w_rfonts_w_ascii_times_new_roman_w_hansi_times_new_roman_w_cs_times_new_roman_w_sz_w_val_24_w_szcs_w_val_24_w_lang_w_val_en_us_w_rpr_w_t_from_w_t_w_r_w_r_w_rsidr_00b33379_w_rsidrpr_00b33379_w_rpr_w_rfonts_w_ascii_times_new_roman_w_hansi_times_new_roman_w_cs_times_new_roman_w_sz_w_val_24_w_szcs_w_val_24_w_rpr_w_t_xml_space_preserve }} </w:t>
+        <w:t xml:space="preserve">{{ date_from }} </w:t>
       </w:r>
       <w:r>
         <w:rPr>
@@ -402,7 +400,7 @@
           <w:sz w:val="24"/>
           <w:szCs w:val="24"/>
         </w:rPr>
-        <w:t xml:space="preserve">{{ w_t_w_r_w_r_w_rsidr_00b33379_w_rpr_w_rfonts_w_ascii_times_new_roman_w_hansi_times_new_roman_w_cs_times_new_roman_w_sz_w_val_24_w_szcs_w_val_24_w_lang_w_val_en_us_w_rpr_w_t_date_w_t_w_r_w_r_w_rsidr_001f688f_w_rsidrpr_001f688f_w_rpr_w_rfonts_w_ascii_times_new_roman_w_hansi_times_new_roman_w_cs_times_new_roman_w_sz_w_val_24_w_szcs_w_val_24_w_rpr_w_t_xml_space_preserve_w_t_w_r_w_r_w_rsidr_00b33379_w_rpr_w_rfonts_w_ascii_times_new_roman_w_hansi_times_new_roman_w_cs_times_new_roman_w_sz_w_val_24_w_szcs_w_val_24_w_lang_w_val_en_us_w_rpr_w_t_to_w_t_w_r_w_r_w_rsidr_00b33379_w_rsidrpr_00b33379_w_rpr_w_rfonts_w_ascii_times_new_roman_w_hansi_times_new_roman_w_cs_times_new_roman_w_sz_w_val_24_w_szcs_w_val_24_w_rpr_w_t_xml_space_preserve }}</w:t>
+        <w:t xml:space="preserve">{{ date_to }}</w:t>
       </w:r>
       <w:r>
         <w:rPr>
@@ -418,7 +416,7 @@
           <w:sz w:val="24"/>
           <w:szCs w:val="24"/>
         </w:rPr>
-        <w:t xml:space="preserve">{{ w_t_w_r_w_r_w_rsidr_00b33379_w_rpr_w_rfonts_w_ascii_times_new_roman_w_hansi_times_new_roman_w_cs_times_new_roman_w_sz_w_val_24_w_szcs_w_val_24_w_lang_w_val_en_us_w_rpr_w_t_name_w_t_w_r_w_r_w_rsidr_001f688f_w_rsidrpr_001f688f_w_rpr_w_rfonts_w_ascii_times_new_roman_w_hansi_times_new_roman_w_cs_times_new_roman_w_sz_w_val_24_w_szcs_w_val_24_w_rpr_w_t_xml_space_preserve_w_t_w_r_w_r_w_rsidr_00b33379_w_rpr_w_rfonts_w_ascii_times_new_roman_w_hansi_times_new_roman_w_cs_times_new_roman_w_sz_w_val_24_w_szcs_w_val_24_w_lang_w_val_en_us_w_rpr_w_t_org_w_t_w_r_w_r_w_rsidr_00f80849_w_rsidrpr_00f80849_w_rpr_w_rfonts_w_ascii_times_new_roman_w_hansi_times_new_roman_w_cs_times_new_roman_w_sz_w_val_24_w_szcs_w_val_24_w_rpr_w_t_xml_space_preserve }} {{ w_t_w_r_w_r_w_rsidr_00f80849_w_rpr_w_rfonts_w_ascii_times_new_roman_w_hansi_times_new_roman_w_cs_times_new_roman_w_sz_w_val_24_w_szcs_w_val_24_w_lang_w_val_en_us_w_rpr_w_t_name_w_t_w_r_w_r_w_rsidr_001f688f_w_rsidrpr_001f688f_w_rpr_w_rfonts_w_ascii_times_new_roman_w_hansi_times_new_roman_w_cs_times_new_roman_w_sz_w_val_24_w_szcs_w_val_24_w_rpr_w_t_xml_space_preserve_w_t_w_r_w_r_w_rsidr_00f80849_w_rpr_w_rfonts_w_ascii_times_new_roman_w_hansi_times_new_roman_w_cs_times_new_roman_w_sz_w_val_24_w_szcs_w_val_24_w_lang_w_val_en_us_w_rpr_w_t_director_w_t_w_r_w_r_w_rsidr_00f80849_w_rsidrpr_00f80849_w_rpr_w_rfonts_w_ascii_times_new_roman_w_hansi_times_new_roman_w_cs_times_new_roman_w_sz_w_val_24_w_szcs_w_val_24_w_rpr_w_t_xml_space_preserve }}</w:t>
+        <w:t xml:space="preserve">{{ name_org }} {{ name_director }}</w:t>
       </w:r>
       <w:r>
         <w:rPr>
@@ -434,7 +432,7 @@
           <w:sz w:val="24"/>
           <w:szCs w:val="24"/>
         </w:rPr>
-        <w:t xml:space="preserve">{{ w_t_w_r_w_r_w_rsidr_00b33379_w_rpr_w_rfonts_w_ascii_times_new_roman_w_hansi_times_new_roman_w_cs_times_new_roman_w_sz_w_val_24_w_szcs_w_val_24_w_lang_w_val_en_us_w_rpr_w_t_article_w_t_w_r_w_r_w_rsidr_001f688f_w_rsidrpr_001f688f_w_rpr_w_rfonts_w_ascii_times_new_roman_w_hansi_times_new_roman_w_cs_times_new_roman_w_sz_w_val_24_w_szcs_w_val_24_w_rpr_w_t_xml_space_preserve_w_t_w_r_w_r_w_rsidr_00b33379_w_rpr_w_rfonts_w_ascii_times_new_roman_w_hansi_times_new_roman_w_cs_times_new_roman_w_sz_w_val_24_w_szcs_w_val_24_w_lang_w_val_en_us_w_rpr_w_t_in_w_t_w_r_w_r_w_rsidr_001f688f_w_rsidrpr_001f688f_w_rpr_w_rfonts_w_ascii_times_new_roman_w_hansi_times_new_roman_w_cs_times_new_roman_w_sz_w_val_24_w_szcs_w_val_24_w_rpr_w_t_xml_space_preserve_w_t_w_r_w_r_w_rsidr_001f688f_w_rpr_w_rfonts_w_ascii_times_new_roman_w_hansi_times_new_roman_w_cs_times_new_roman_w_sz_w_val_24_w_szcs_w_val_24_w_lang_w_val_en_us_w_rpr_w_t_l_w_t_w_r_w_r_w_rsidr_00b33379_w_rpr_w_rfonts_w_ascii_times_new_roman_w_hansi_times_new_roman_w_cs_times_new_roman_w_sz_w_val_24_w_szcs_w_val_24_w_lang_w_val_en_us_w_rpr_w_t_aw_w_t_w_r_w_r_w_rsidr_00b33379_w_rsidrpr_00b33379_w_rpr_w_rfonts_w_ascii_times_new_roman_w_hansi_times_new_roman_w_cs_times_new_roman_w_sz_w_val_24_w_szcs_w_val_24_w_rpr_w_t_xml_space_preserve }}</w:t>
+        <w:t xml:space="preserve">{{ article_in_law }}</w:t>
       </w:r>
       <w:r>
         <w:rPr>
@@ -450,7 +448,7 @@
           <w:sz w:val="24"/>
           <w:szCs w:val="24"/>
         </w:rPr>
-        <w:t xml:space="preserve"> {{ w_t_w_r_w_r_w_rsidr_00b33379_w_rpr_w_rfonts_w_ascii_times_new_roman_w_hansi_times_new_roman_w_cs_times_new_roman_w_sz_w_val_24_w_szcs_w_val_24_w_lang_w_val_en_us_w_rpr_w_t_reason_w_t_w_r_w_r_w_rsidr_00b33379_w_rsidrpr_00b33379_w_rpr_w_rfonts_w_ascii_times_new_roman_w_hansi_times_new_roman_w_cs_times_new_roman_w_sz_w_val_24_w_szcs_w_val_24_w_rpr_w_t_xml_space_preserve }}</w:t>
+        <w:t xml:space="preserve"> {{ reason }}</w:t>
       </w:r>
       <w:r>
         <w:rPr>
@@ -466,7 +464,7 @@
           <w:sz w:val="24"/>
           <w:szCs w:val="24"/>
         </w:rPr>
-        <w:t xml:space="preserve">{{ w_t_w_r_w_r_w_rsidr_00b33379_w_rpr_w_rfonts_w_ascii_times_new_roman_w_hansi_times_new_roman_w_cs_times_new_roman_w_sz_w_val_24_w_szcs_w_val_24_w_lang_w_val_en_us_w_rpr_w_t_proof_w_t_w_r_w_r_w_rsidr_00b33379_w_rsidrpr_00f80849_w_rpr_w_rfonts_w_ascii_times_new_roman_w_hansi_times_new_roman_w_cs_times_new_roman_w_sz_w_val_24_w_szcs_w_val_24_w_rpr_w_t_xml_space_preserve }}</w:t>
+        <w:t xml:space="preserve">{{ proof }}</w:t>
       </w:r>
       <w:r>
         <w:rPr>
@@ -492,7 +490,7 @@
           <w:sz w:val="24"/>
           <w:szCs w:val="24"/>
         </w:rPr>
-        <w:t xml:space="preserve">{{ w_t_w_r_w_r_w_rpr_w_rfonts_w_ascii_times_new_roman_w_hansi_times_new_roman_w_cs_times_new_roman_w_sz_w_val_24_w_szcs_w_val_24_w_lang_w_val_en_us_w_rpr_w_t_details_w_t_w_r_w_r_w_rsidrpr_00f80849_w_rpr_w_rfonts_w_ascii_times_new_roman_w_hansi_times_new_roman_w_cs_times_new_roman_w_sz_w_val_24_w_szcs_w_val_24_w_rpr_w_t_xml_space_preserve }}</w:t>
+        <w:t xml:space="preserve">{{ details }}</w:t>
       </w:r>
       <w:r>
         <w:rPr>
@@ -550,7 +548,7 @@
           <w:sz w:val="24"/>
           <w:szCs w:val="24"/>
         </w:rPr>
-        <w:t xml:space="preserve">{{ w_t_w_r_w_r_w_rsidr_00b33379_w_rpr_w_rfonts_w_ascii_times_new_roman_w_hansi_times_new_roman_w_cs_times_new_roman_w_sz_w_val_24_w_szcs_w_val_24_w_lang_w_val_en_us_w_rpr_w_t_work_w_t_w_r_w_r_w_rsidr_001f688f_w_rsidrpr_001f688f_w_rpr_w_rfonts_w_ascii_times_new_roman_w_hansi_times_new_roman_w_cs_times_new_roman_w_sz_w_val_24_w_szcs_w_val_24_w_rpr_w_t_xml_space_preserve_w_t_w_r_w_r_w_rsidr_00b33379_w_rpr_w_rfonts_w_ascii_times_new_roman_w_hansi_times_new_roman_w_cs_times_new_roman_w_sz_w_val_24_w_szcs_w_val_24_w_lang_w_val_en_us_w_rpr_w_t_place_w_t_w_r_w_r_w_rsidr_00b33379_w_rsidrpr_00b33379_w_rpr_w_rfonts_w_ascii_times_new_roman_w_hansi_times_new_roman_w_cs_times_new_roman_w_sz_w_val_24_w_szcs_w_val_24_w_rpr_w_t_xml_space_preserve }}</w:t>
+        <w:t xml:space="preserve">{{ work_place }}</w:t>
       </w:r>
       <w:r>
         <w:rPr>
@@ -566,7 +564,7 @@
           <w:sz w:val="24"/>
           <w:szCs w:val="24"/>
         </w:rPr>
-        <w:t xml:space="preserve"> {{ w_t_w_r_w_r_w_rsidr_00b33379_w_rpr_w_rfonts_w_ascii_times_new_roman_w_hansi_times_new_roman_w_cs_times_new_roman_w_sz_w_val_24_w_szcs_w_val_24_w_lang_w_val_en_us_w_rpr_w_t_job_w_t_w_r_w_r_w_rsidr_001f688f_w_rsidrpr_001f688f_w_rpr_w_rfonts_w_ascii_times_new_roman_w_hansi_times_new_roman_w_cs_times_new_roman_w_sz_w_val_24_w_szcs_w_val_24_w_rpr_w_t_xml_space_preserve_w_t_w_r_w_r_w_rsidr_00b33379_w_rpr_w_rfonts_w_ascii_times_new_roman_w_hansi_times_new_roman_w_cs_times_new_roman_w_sz_w_val_24_w_szcs_w_val_24_w_lang_w_val_en_us_w_rpr_w_t_title_w_t_w_r_w_r_w_rsidr_00b33379_w_rsidrpr_00b33379_w_rpr_w_rfonts_w_ascii_times_new_roman_w_hansi_times_new_roman_w_cs_times_new_roman_w_sz_w_val_24_w_szcs_w_val_24_w_rpr_w_t_xml_space_preserve }}</w:t>
+        <w:t xml:space="preserve"> {{ job_title }}</w:t>
       </w:r>
       <w:r>
         <w:rPr>
@@ -606,7 +604,7 @@
           <w:sz w:val="24"/>
           <w:szCs w:val="24"/>
         </w:rPr>
-        <w:t xml:space="preserve">{{ w_t_w_r_w_r_w_rsidr_00b33379_w_rpr_w_rfonts_w_ascii_times_new_roman_w_hansi_times_new_roman_w_cs_times_new_roman_w_sz_w_val_24_w_szcs_w_val_24_w_lang_w_val_en_us_w_rpr_w_t_amount_w_t_w_r_w_r_w_rsidr_001f688f_w_rsidrpr_001f688f_w_rpr_w_rfonts_w_ascii_times_new_roman_w_hansi_times_new_roman_w_cs_times_new_roman_w_sz_w_val_24_w_szcs_w_val_24_w_rpr_w_t_xml_space_preserve_w_t_w_r_w_r_w_rsidr_001f688f_w_rpr_w_rfonts_w_ascii_times_new_roman_w_hansi_times_new_roman_w_cs_times_new_roman_w_sz_w_val_24_w_szcs_w_val_24_w_lang_w_val_en_us_w_rpr_w_t_o_w_t_w_r_w_r_w_rsidr_00b33379_w_rpr_w_rfonts_w_ascii_times_new_roman_w_hansi_times_new_roman_w_cs_times_new_roman_w_sz_w_val_24_w_szcs_w_val_24_w_lang_w_val_en_us_w_rpr_w_t_f_w_t_w_r_w_r_w_rsidr_001f688f_w_rsidrpr_001f688f_w_rpr_w_rfonts_w_ascii_times_new_roman_w_hansi_times_new_roman_w_cs_times_new_roman_w_sz_w_val_24_w_szcs_w_val_24_w_rpr_w_t_xml_space_preserve_w_t_w_r_w_r_w_rsidr_00b33379_w_rpr_w_rfonts_w_ascii_times_new_roman_w_hansi_times_new_roman_w_cs_times_new_roman_w_sz_w_val_24_w_szcs_w_val_24_w_lang_w_val_en_us_w_rpr_w_t_compensation_w_t_w_r_w_r_w_rsidr_00b33379_w_rsidrpr_00b33379_w_rpr_w_rfonts_w_ascii_times_new_roman_w_hansi_times_new_roman_w_cs_times_new_roman_w_sz_w_val_24_w_szcs_w_val_24_w_rpr_w_t_xml_space_preserve }}</w:t>
+        <w:t xml:space="preserve">{{ amount_of_compensation }}</w:t>
       </w:r>
       <w:r>
         <w:rPr>
@@ -646,7 +644,7 @@
           <w:sz w:val="24"/>
           <w:szCs w:val="24"/>
         </w:rPr>
-        <w:t xml:space="preserve">{{ w_t_w_r_w_r_w_rsidr_00b33379_w_rpr_w_rfonts_w_ascii_times_new_roman_w_hansi_times_new_roman_w_cs_times_new_roman_w_sz_w_val_24_w_szcs_w_val_24_w_lang_w_val_en_us_w_rpr_w_t_amount_w_t_w_r_w_r_w_rsidr_001f688f_w_rsidrpr_001f688f_w_rpr_w_rfonts_w_ascii_times_new_roman_w_hansi_times_new_roman_w_cs_times_new_roman_w_sz_w_val_24_w_szcs_w_val_24_w_rpr_w_t_xml_space_preserve_w_t_w_r_w_r_w_rsidr_00b33379_w_rpr_w_rfonts_w_ascii_times_new_roman_w_hansi_times_new_roman_w_cs_times_new_roman_w_sz_w_val_24_w_szcs_w_val_24_w_lang_w_val_en_us_w_rpr_w_t_of_w_t_w_r_w_r_w_rsidr_001f688f_w_rsidrpr_001f688f_w_rpr_w_rfonts_w_ascii_times_new_roman_w_hansi_times_new_roman_w_cs_times_new_roman_w_sz_w_val_24_w_szcs_w_val_24_w_rpr_w_t_xml_space_preserve_w_t_w_r_w_r_w_rsidr_00b33379_w_rpr_w_rfonts_w_ascii_times_new_roman_w_hansi_times_new_roman_w_cs_times_new_roman_w_sz_w_val_24_w_szcs_w_val_24_w_lang_w_val_en_us_w_rpr_w_t_moral_w_t_w_r_w_r_w_rsidr_001f688f_w_rsidrpr_001f688f_w_rpr_w_rfonts_w_ascii_times_new_roman_w_hansi_times_new_roman_w_cs_times_new_roman_w_sz_w_val_24_w_szcs_w_val_24_w_rpr_w_t_xml_space_preserve_w_t_w_r_w_r_w_rsidr_00b33379_w_rpr_w_rfonts_w_ascii_times_new_roman_w_hansi_times_new_roman_w_cs_times_new_roman_w_sz_w_val_24_w_szcs_w_val_24_w_lang_w_val_en_us_w_rpr_w_t_damages_w_t_w_r_w_r_w_rsidr_00b33379_w_rsidrpr_00b33379_w_rpr_w_rfonts_w_ascii_times_new_roman_w_hansi_times_new_roman_w_cs_times_new_roman_w_sz_w_val_24_w_szcs_w_val_24_w_rpr_w_t_xml_space_preserve }} </w:t>
+        <w:t xml:space="preserve">{{ amount_of_moral_damages }} </w:t>
       </w:r>
       <w:r>
         <w:rPr>
